--- a/doc/TITLE-PAGE.docx
+++ b/doc/TITLE-PAGE.docx
@@ -6,6 +6,7 @@
       <w:pPr>
         <w:pStyle w:val="Ttulo"/>
       </w:pPr>
+      <w:bookmarkStart w:id="0" w:name="conflict-of-interest-statement"/>
       <w:r>
         <w:t>Delayed seed germination to cope with environmental stress and disturbance</w:t>
       </w:r>
@@ -13,177 +14,225 @@
     <w:p>
       <w:pPr>
         <w:pStyle w:val="FirstParagraph"/>
-      </w:pPr>
-      <w:r>
-        <w:t>Eduardo Fernández-Pascual</w:t>
-      </w:r>
-      <w:r>
-        <w:rPr>
-          <w:vertAlign w:val="superscript"/>
-        </w:rPr>
-        <w:t>1,a</w:t>
-      </w:r>
-      <w:r>
-        <w:t xml:space="preserve"> (</w:t>
+        <w:rPr>
+          <w:lang w:val="es-ES"/>
+        </w:rPr>
+      </w:pPr>
+      <w:r>
+        <w:rPr>
+          <w:lang w:val="es-ES"/>
+        </w:rPr>
+        <w:t>Eduardo Fernández-Pascual^1, 2, a^ (</w:t>
       </w:r>
       <w:hyperlink r:id="rId7">
         <w:r>
           <w:rPr>
             <w:rStyle w:val="Hipervnculo"/>
+            <w:lang w:val="es-ES"/>
           </w:rPr>
           <w:t>https://orcid.org/0000-0002-4743-9577</w:t>
         </w:r>
       </w:hyperlink>
       <w:r>
+        <w:rPr>
+          <w:lang w:val="es-ES"/>
+        </w:rPr>
         <w:t>); Angelino Carta</w:t>
       </w:r>
       <w:r>
         <w:rPr>
           <w:vertAlign w:val="superscript"/>
-        </w:rPr>
-        <w:t>2,3</w:t>
-      </w:r>
-      <w:r>
+          <w:lang w:val="es-ES"/>
+        </w:rPr>
+        <w:t>3,4</w:t>
+      </w:r>
+      <w:r>
+        <w:rPr>
+          <w:lang w:val="es-ES"/>
+        </w:rPr>
         <w:t xml:space="preserve"> (</w:t>
       </w:r>
       <w:hyperlink r:id="rId8">
         <w:r>
           <w:rPr>
             <w:rStyle w:val="Hipervnculo"/>
+            <w:lang w:val="es-ES"/>
           </w:rPr>
           <w:t>https://orcid.org/0000-0001-8437-818X</w:t>
         </w:r>
       </w:hyperlink>
       <w:r>
+        <w:rPr>
+          <w:lang w:val="es-ES"/>
+        </w:rPr>
         <w:t>); Sergey Rosbakh</w:t>
       </w:r>
       <w:r>
         <w:rPr>
           <w:vertAlign w:val="superscript"/>
-        </w:rPr>
-        <w:t>4</w:t>
-      </w:r>
-      <w:r>
+          <w:lang w:val="es-ES"/>
+        </w:rPr>
+        <w:t>5</w:t>
+      </w:r>
+      <w:r>
+        <w:rPr>
+          <w:lang w:val="es-ES"/>
+        </w:rPr>
         <w:t xml:space="preserve"> (</w:t>
       </w:r>
       <w:hyperlink r:id="rId9">
         <w:r>
           <w:rPr>
             <w:rStyle w:val="Hipervnculo"/>
+            <w:lang w:val="es-ES"/>
           </w:rPr>
           <w:t>https://orcid.org/0000-0002-4599-6943</w:t>
         </w:r>
       </w:hyperlink>
       <w:r>
-        <w:t>); Borja Jiménez-Alfaro</w:t>
-      </w:r>
-      <w:r>
-        <w:rPr>
-          <w:vertAlign w:val="superscript"/>
-        </w:rPr>
-        <w:t>1</w:t>
-      </w:r>
-      <w:r>
-        <w:t xml:space="preserve"> (</w:t>
+        <w:rPr>
+          <w:lang w:val="es-ES"/>
+        </w:rPr>
+        <w:t>); Borja Jiménez-Alfaro^1, 2^ (</w:t>
       </w:r>
       <w:hyperlink r:id="rId10">
         <w:r>
           <w:rPr>
             <w:rStyle w:val="Hipervnculo"/>
+            <w:lang w:val="es-ES"/>
           </w:rPr>
           <w:t>https://orcid.org/0000-0001-6601-9597</w:t>
         </w:r>
       </w:hyperlink>
       <w:r>
+        <w:rPr>
+          <w:lang w:val="es-ES"/>
+        </w:rPr>
         <w:t>); Diana María Cruz-Tejada</w:t>
       </w:r>
       <w:r>
         <w:rPr>
           <w:vertAlign w:val="superscript"/>
-        </w:rPr>
-        <w:t>2</w:t>
-      </w:r>
-      <w:r>
+          <w:lang w:val="es-ES"/>
+        </w:rPr>
+        <w:t>3</w:t>
+      </w:r>
+      <w:r>
+        <w:rPr>
+          <w:lang w:val="es-ES"/>
+        </w:rPr>
         <w:t xml:space="preserve"> (</w:t>
       </w:r>
       <w:hyperlink r:id="rId11">
         <w:r>
           <w:rPr>
             <w:rStyle w:val="Hipervnculo"/>
+            <w:lang w:val="es-ES"/>
           </w:rPr>
           <w:t>https://orcid.org/0000-0003-3220-1619</w:t>
         </w:r>
       </w:hyperlink>
       <w:r>
+        <w:rPr>
+          <w:lang w:val="es-ES"/>
+        </w:rPr>
         <w:t>); Markus Wagner</w:t>
       </w:r>
       <w:r>
         <w:rPr>
           <w:vertAlign w:val="superscript"/>
-        </w:rPr>
-        <w:t>5</w:t>
-      </w:r>
-      <w:r>
+          <w:lang w:val="es-ES"/>
+        </w:rPr>
+        <w:t>6</w:t>
+      </w:r>
+      <w:r>
+        <w:rPr>
+          <w:lang w:val="es-ES"/>
+        </w:rPr>
         <w:t xml:space="preserve"> (</w:t>
       </w:r>
       <w:hyperlink r:id="rId12">
         <w:r>
           <w:rPr>
             <w:rStyle w:val="Hipervnculo"/>
+            <w:lang w:val="es-ES"/>
           </w:rPr>
           <w:t>https://orcid.org/0000-0002-2263-304X</w:t>
         </w:r>
       </w:hyperlink>
       <w:r>
+        <w:rPr>
+          <w:lang w:val="es-ES"/>
+        </w:rPr>
         <w:t>); Lorenzo Pinzani</w:t>
       </w:r>
       <w:r>
         <w:rPr>
           <w:vertAlign w:val="superscript"/>
-        </w:rPr>
-        <w:t>6</w:t>
-      </w:r>
-      <w:r>
+          <w:lang w:val="es-ES"/>
+        </w:rPr>
+        <w:t>7</w:t>
+      </w:r>
+      <w:r>
+        <w:rPr>
+          <w:lang w:val="es-ES"/>
+        </w:rPr>
         <w:t xml:space="preserve"> (</w:t>
       </w:r>
       <w:hyperlink r:id="rId13">
         <w:r>
           <w:rPr>
             <w:rStyle w:val="Hipervnculo"/>
+            <w:lang w:val="es-ES"/>
           </w:rPr>
           <w:t>https://orcid.org/0000-0002-7395-7925</w:t>
         </w:r>
       </w:hyperlink>
       <w:r>
+        <w:rPr>
+          <w:lang w:val="es-ES"/>
+        </w:rPr>
         <w:t>); Katalin Lukács</w:t>
       </w:r>
       <w:r>
         <w:rPr>
           <w:vertAlign w:val="superscript"/>
-        </w:rPr>
-        <w:t>7</w:t>
-      </w:r>
-      <w:r>
+          <w:lang w:val="es-ES"/>
+        </w:rPr>
+        <w:t>8</w:t>
+      </w:r>
+      <w:r>
+        <w:rPr>
+          <w:lang w:val="es-ES"/>
+        </w:rPr>
         <w:t>; Shyam S. Phartyal</w:t>
       </w:r>
       <w:r>
         <w:rPr>
           <w:vertAlign w:val="superscript"/>
-        </w:rPr>
-        <w:t>8</w:t>
-      </w:r>
-      <w:r>
+          <w:lang w:val="es-ES"/>
+        </w:rPr>
+        <w:t>9</w:t>
+      </w:r>
+      <w:r>
+        <w:rPr>
+          <w:lang w:val="es-ES"/>
+        </w:rPr>
         <w:t xml:space="preserve"> (</w:t>
       </w:r>
       <w:hyperlink r:id="rId14">
         <w:r>
           <w:rPr>
             <w:rStyle w:val="Hipervnculo"/>
+            <w:lang w:val="es-ES"/>
           </w:rPr>
           <w:t>https://orcid.org/0000-0003-3266-6619</w:t>
         </w:r>
       </w:hyperlink>
       <w:r>
+        <w:rPr>
+          <w:lang w:val="es-ES"/>
+        </w:rPr>
         <w:t>)</w:t>
       </w:r>
     </w:p>
@@ -198,7 +247,7 @@
         <w:t>1</w:t>
       </w:r>
       <w:r>
-        <w:t xml:space="preserve"> Biodiversity Research Institute (IMIB), University of Oviedo - CSIC - Principality of Asturias, Mieres, Spain; </w:t>
+        <w:t xml:space="preserve"> Department of Organismal and Systems Biology, University of Oviedo, Oviedo/Uviéu, Asturias, Spain; </w:t>
       </w:r>
       <w:r>
         <w:rPr>
@@ -207,13 +256,22 @@
         <w:t>2</w:t>
       </w:r>
       <w:r>
+        <w:t xml:space="preserve"> Biodiversity Research Institute (IMIB), University of Oviedo - CSIC - Principality of Asturias, Mieres, Asturias, Spain; </w:t>
+      </w:r>
+      <w:r>
+        <w:rPr>
+          <w:vertAlign w:val="superscript"/>
+        </w:rPr>
+        <w:t>3</w:t>
+      </w:r>
+      <w:r>
         <w:t xml:space="preserve"> Department of Biology, Botany Unit, University of Pisa, Pisa, Italy; </w:t>
       </w:r>
       <w:r>
         <w:rPr>
           <w:vertAlign w:val="superscript"/>
         </w:rPr>
-        <w:t>3</w:t>
+        <w:t>4</w:t>
       </w:r>
       <w:r>
         <w:t xml:space="preserve"> CIRSEC – Centre for Climate Change Impact, University of Pisa, Pisa, Italy; </w:t>
@@ -222,16 +280,16 @@
         <w:rPr>
           <w:vertAlign w:val="superscript"/>
         </w:rPr>
-        <w:t>4</w:t>
-      </w:r>
-      <w:r>
-        <w:t xml:space="preserve"> Department of Plant and Environmental Sciences, University of Copenhagen, Copenhagen, Denmark; </w:t>
+        <w:t>5</w:t>
+      </w:r>
+      <w:r>
+        <w:t xml:space="preserve"> Leibniz University Hannover, Germany; </w:t>
       </w:r>
       <w:r>
         <w:rPr>
           <w:vertAlign w:val="superscript"/>
         </w:rPr>
-        <w:t>5</w:t>
+        <w:t>6</w:t>
       </w:r>
       <w:r>
         <w:t xml:space="preserve"> UK Centre for Ecology &amp; Hydrology, Wallingford, United Kingdom; </w:t>
@@ -240,7 +298,7 @@
         <w:rPr>
           <w:vertAlign w:val="superscript"/>
         </w:rPr>
-        <w:t>6</w:t>
+        <w:t>7</w:t>
       </w:r>
       <w:r>
         <w:t xml:space="preserve"> Department of Science, University of Roma Tre, Rome, Italy; </w:t>
@@ -249,19 +307,32 @@
         <w:rPr>
           <w:vertAlign w:val="superscript"/>
         </w:rPr>
-        <w:t>7</w:t>
-      </w:r>
-      <w:r>
-        <w:t xml:space="preserve"> ‘Lendület’ Seed Ecology </w:t>
-      </w:r>
-      <w:r>
-        <w:t xml:space="preserve">Research Group, Institute of Ecology and Botany, HUN-REN Centre for Ecological Research, Vácrátót, Hungary; </w:t>
+        <w:t>8</w:t>
+      </w:r>
+      <w:r>
+        <w:t xml:space="preserve"> ‘</w:t>
+      </w:r>
+      <w:proofErr w:type="spellStart"/>
+      <w:r>
+        <w:t>Lendület</w:t>
+      </w:r>
+      <w:proofErr w:type="spellEnd"/>
+      <w:r>
+        <w:t xml:space="preserve">’ Seed Ecology Research Group, Institute of Ecology and Botany, HUN-REN Centre for Ecological Research, </w:t>
+      </w:r>
+      <w:proofErr w:type="spellStart"/>
+      <w:r>
+        <w:t>Vácrátót</w:t>
+      </w:r>
+      <w:proofErr w:type="spellEnd"/>
+      <w:r>
+        <w:t xml:space="preserve">, Hungary; </w:t>
       </w:r>
       <w:r>
         <w:rPr>
           <w:vertAlign w:val="superscript"/>
         </w:rPr>
-        <w:t>8</w:t>
+        <w:t>9</w:t>
       </w:r>
       <w:r>
         <w:t xml:space="preserve"> School of Ecology and Environment Studies, Nalanda University, Rajgir, India</w:t>
@@ -274,12 +345,19 @@
       <w:r>
         <w:rPr>
           <w:vertAlign w:val="superscript"/>
+          <w:lang w:val="es-ES"/>
         </w:rPr>
         <w:lastRenderedPageBreak/>
         <w:t>a</w:t>
       </w:r>
       <w:r>
-        <w:t xml:space="preserve"> Correspondence: Eduardo Fernández-Pascual, Instituto Mixto de Investigación en Biodiversidad, Campus de Mieres, Edificio de Investigación, 5ª planta, c/ Gonzalo Gutiérrez Quirós s/n, E-33600 Mieres, Spain. Email: </w:t>
+        <w:rPr>
+          <w:lang w:val="es-ES"/>
+        </w:rPr>
+        <w:t xml:space="preserve"> Correspondence: Eduardo Fernández-Pascual, Dpto. de Biología de Organismos y Sistemas, c/ Catedrático Rodrigo Uría s/n, E- 33071 Oviedo/Uviéu, Asturias, Spain. </w:t>
+      </w:r>
+      <w:r>
+        <w:t xml:space="preserve">Email: </w:t>
       </w:r>
       <w:hyperlink r:id="rId15">
         <w:r>
@@ -290,14 +368,14 @@
         </w:r>
       </w:hyperlink>
       <w:r>
-        <w:t>. Telephone: +34 985 10 47 81.</w:t>
+        <w:t>. Telephone: +34985104781.</w:t>
       </w:r>
     </w:p>
     <w:p>
       <w:pPr>
         <w:pStyle w:val="Ttulo1"/>
       </w:pPr>
-      <w:bookmarkStart w:id="0" w:name="statement-of-authorship"/>
+      <w:bookmarkStart w:id="1" w:name="statement-of-authorship"/>
       <w:r>
         <w:t>Statement of authorship</w:t>
       </w:r>
@@ -307,18 +385,15 @@
         <w:pStyle w:val="FirstParagraph"/>
       </w:pPr>
       <w:r>
-        <w:t>Eduardo Fernández-Pascual: Conceptualization; Methodology; Investigation; Data Curation; Formal Analysis; Visualization; Writing – Original Draft Preparation; Writing – Review &amp; Editing. Angelino Carta: Conceptualization; Methodology; Investigation; Data Curation; Writing – Review &amp; Editing. Sergey Rosbakh: Conceptualization; Investigation; Writing – Review &amp; Editing. Borja Jiménez-Alfaro: Conceptualization; Writing – Review &amp; Editing. Diana María Cruz-Tejada: Investigation; Writing – Review &amp; Editing. Mark</w:t>
-      </w:r>
-      <w:r>
-        <w:t>us Wagner: Investigation; Writing – Review &amp; Editing. Lorenzo Pinzani: Investigation; Writing – Review &amp; Editing. Katalin Lukács: Investigation; Writing – Review &amp; Editing. Shyam S. Phartyal: Investigation; Writing – Review &amp; Editing.</w:t>
+        <w:t>Eduardo Fernández-Pascual: Conceptualization; Methodology; Investigation; Data Curation; Formal Analysis; Visualization; Writing – Original Draft Preparation; Writing – Review &amp; Editing. Angelino Carta: Conceptualization; Methodology; Investigation; Data Curation; Writing – Review &amp; Editing. Sergey Rosbakh: Conceptualization; Investigation; Writing – Review &amp; Editing. Borja Jiménez-Alfaro: Conceptualization; Writing – Review &amp; Editing. Diana María Cruz-Tejada: Investigation; Writing – Review &amp; Editing. Markus Wagner: Investigation; Writing – Review &amp; Editing. Lorenzo Pinzani: Investigation; Writing – Review &amp; Editing. Katalin Lukács: Investigation; Writing – Review &amp; Editing. Shyam S. Phartyal: Investigation; Writing – Review &amp; Editing.</w:t>
       </w:r>
     </w:p>
     <w:p>
       <w:pPr>
         <w:pStyle w:val="Ttulo1"/>
       </w:pPr>
-      <w:bookmarkStart w:id="1" w:name="acknowledgements"/>
-      <w:bookmarkEnd w:id="0"/>
+      <w:bookmarkStart w:id="2" w:name="acknowledgements"/>
+      <w:bookmarkEnd w:id="1"/>
       <w:r>
         <w:t>Acknowledgements</w:t>
       </w:r>
@@ -339,19 +414,59 @@
         </w:r>
       </w:hyperlink>
       <w:r>
-        <w:t xml:space="preserve">). This research was supported by the grant “Laboratorio de Vegetación y Biodiversidad” (IDE/2024/000720, Principality of </w:t>
+        <w:t xml:space="preserve">). This research was supported by the project </w:t>
+      </w:r>
+      <w:proofErr w:type="spellStart"/>
+      <w:r>
+        <w:t>SeedAnthropic</w:t>
+      </w:r>
+      <w:proofErr w:type="spellEnd"/>
+      <w:r>
+        <w:t xml:space="preserve"> (PID2024-156390NB-I00) funded by MICIU/ AEI / 10.13039/501100011033/ FEDER, EU; and by the grant “Laboratorio de </w:t>
+      </w:r>
+      <w:proofErr w:type="spellStart"/>
+      <w:r>
+        <w:t>Vegetación</w:t>
+      </w:r>
+      <w:proofErr w:type="spellEnd"/>
+      <w:r>
+        <w:t xml:space="preserve"> y </w:t>
+      </w:r>
+      <w:proofErr w:type="spellStart"/>
+      <w:r>
+        <w:t>Biodiversidad</w:t>
+      </w:r>
+      <w:proofErr w:type="spellEnd"/>
+      <w:r>
+        <w:t>” (IDE/2024/000720, Principality of Asturias-</w:t>
+      </w:r>
+      <w:proofErr w:type="spellStart"/>
+      <w:r>
+        <w:t>Sekuens</w:t>
+      </w:r>
+      <w:proofErr w:type="spellEnd"/>
+      <w:r>
+        <w:t xml:space="preserve">-EU-FEDER). Sergey </w:t>
       </w:r>
       <w:r>
         <w:lastRenderedPageBreak/>
-        <w:t>Asturias-Sekuens-EU-FEDER). Sergey Rosbakh appreciates the financial support provided by the NovoNordisk Foundation (Starting grant NNF22OC0078703).</w:t>
+        <w:t xml:space="preserve">Rosbakh appreciates the financial support provided by the </w:t>
+      </w:r>
+      <w:proofErr w:type="spellStart"/>
+      <w:r>
+        <w:t>NovoNordisk</w:t>
+      </w:r>
+      <w:proofErr w:type="spellEnd"/>
+      <w:r>
+        <w:t xml:space="preserve"> Foundation (Starting grant NNF22OC0078703).</w:t>
       </w:r>
     </w:p>
     <w:p>
       <w:pPr>
         <w:pStyle w:val="Ttulo1"/>
       </w:pPr>
-      <w:bookmarkStart w:id="2" w:name="data-accessibility-statement"/>
-      <w:bookmarkEnd w:id="1"/>
+      <w:bookmarkStart w:id="3" w:name="data-accessibility-statement"/>
+      <w:bookmarkEnd w:id="2"/>
       <w:r>
         <w:t>Data accessibility statement</w:t>
       </w:r>
@@ -361,7 +476,15 @@
         <w:pStyle w:val="FirstParagraph"/>
       </w:pPr>
       <w:r>
-        <w:t>Original datasets, R code for analysis and Rmarkdown code for creation of the manuscript are available at Zenodo (</w:t>
+        <w:t xml:space="preserve">Original datasets, R code for analysis and </w:t>
+      </w:r>
+      <w:proofErr w:type="spellStart"/>
+      <w:r>
+        <w:t>Rmarkdown</w:t>
+      </w:r>
+      <w:proofErr w:type="spellEnd"/>
+      <w:r>
+        <w:t xml:space="preserve"> code for creation of the manuscript are available at Zenodo (</w:t>
       </w:r>
       <w:hyperlink r:id="rId17">
         <w:r>
@@ -375,12 +498,11 @@
         <w:t>).</w:t>
       </w:r>
     </w:p>
+    <w:bookmarkEnd w:id="3"/>
     <w:p>
       <w:pPr>
         <w:pStyle w:val="Ttulo1"/>
       </w:pPr>
-      <w:bookmarkStart w:id="3" w:name="conflict-of-interest-statement"/>
-      <w:bookmarkEnd w:id="2"/>
       <w:r>
         <w:t>Conflict of interest statement</w:t>
       </w:r>
@@ -393,7 +515,8 @@
         <w:t>None declared.</w:t>
       </w:r>
     </w:p>
-    <w:bookmarkEnd w:id="3"/>
+    <w:bookmarkEnd w:id="0"/>
+    <w:p/>
     <w:sectPr>
       <w:footerReference w:type="default" r:id="rId18"/>
       <w:pgSz w:w="12240" w:h="15840"/>
@@ -441,7 +564,6 @@
         <w:docPartUnique/>
       </w:docPartObj>
     </w:sdtPr>
-    <w:sdtEndPr/>
     <w:sdtContent>
       <w:p>
         <w:pPr>
